--- a/output/docx/es/BUFRCREX_TableB_es_02.docx
+++ b/output/docx/es/BUFRCREX_TableB_es_02.docx
@@ -3705,7 +3705,7 @@
                 <w:b w:val="0"/>
                 <w:sz w:val="16"/>
               </w:rPr>
-              <w:t>Note 47: El descriptor 0 07 007 relativo a la altura y el descriptor 3 01 021 relativo a la latitud/longitud indican la altitud sobre el nive del mar y la posición horizontal de cada célula vertical de la medición del perfil y no el empalzamiento del instrumento (que se cifra mediante el descriptor anterior 3 01 132 relativo a la secuencia de encabezamiento común).</w:t>
+              <w:t>Note B47: Se recomienda utilizar el descriptor 0 02 152 en vez del 0 02 021 para cifrar este elemento.</w:t>
             </w:r>
           </w:p>
         </w:tc>
@@ -15994,7 +15994,7 @@
                 <w:b w:val="0"/>
                 <w:sz w:val="16"/>
               </w:rPr>
-              <w:t>Note 157: Esta constante se define como sigue: Z = P + constante radar donde / Z = reflectividad del objetivo en la dirección del haz (dBZ) / P = potencia a la entrada del receptor por encima de 1 mW (dBm) / Esta constante se emplea para normalizar la señal, para un alcance equivalente a 100 km.</w:t>
+              <w:t>Note B157: Esta constante se define como sigue: Z = P + constante radar donde / Z = reflectividad del objetivo en la dirección del haz (dBZ) / P = potencia a la entrada del receptor por encima de 1 mW (dBm) / Esta constante se emplea para normalizar la señal, para un alcance equivalente a 100 km.</w:t>
             </w:r>
           </w:p>
         </w:tc>
@@ -23675,7 +23675,7 @@
                 <w:b w:val="0"/>
                 <w:sz w:val="16"/>
               </w:rPr>
-              <w:t>Note 111: Nótese que el descriptor 0 02 140 es el ángulo azimutal medido en sentido sinistrorso desde el vector guía del satélite. I.2 – BUFR/CREX Tabla B/02 – 11 (Clase 02 – continuación)</w:t>
+              <w:t>Note B111: Nótese que el descriptor 0 02 140 es el ángulo azimutal medido en sentido sinistrorso desde el vector guía del satélite. I.2 – BUFR/CREX Tabla B/02 – 11 (Clase 02 – continuación)</w:t>
             </w:r>
           </w:p>
         </w:tc>
@@ -24060,7 +24060,7 @@
                 <w:b w:val="0"/>
                 <w:sz w:val="16"/>
               </w:rPr>
-              <w:t>Note 91: En el descriptor 0 02 142, el número de serie o de identificación del tipo de instrumento de medición del ozono tiene una longitud de cuatro caracteres. Tratándose de instrumentos Dobson japoneses debe((n) omitirse el (los) dígito((s) inicial(es).</w:t>
+              <w:t>Note B91: En el descriptor 0 02 142, el número de serie o de identificación del tipo de instrumento de medición del ozono tiene una longitud de cuatro caracteres. Tratándose de instrumentos Dobson japoneses debe((n) omitirse el (los) dígito((s) inicial(es).</w:t>
             </w:r>
           </w:p>
         </w:tc>
@@ -25981,7 +25981,7 @@
                 <w:b w:val="0"/>
                 <w:sz w:val="16"/>
               </w:rPr>
-              <w:t>Note 46: Debería utilizarse el descriptor 0 02 019 en vez del 0 02 152 para la identificación de un solo elemento de satélite.</w:t>
+              <w:t>Note B46: Debería utilizarse el descriptor 0 02 019 en vez del 0 02 152 para la identificación de un solo elemento de satélite.</w:t>
             </w:r>
           </w:p>
         </w:tc>
@@ -30014,7 +30014,7 @@
                 <w:b w:val="0"/>
                 <w:sz w:val="16"/>
               </w:rPr>
-              <w:t>Note 124: Cuadrado del ángulo de desviación del nadir contabilizado a partir de parámetros derivados en forma de onda Ku, unidad 10 –4 grado2, valor mínimo común 0, valor común 900. I.2 – BUFR/CREX Tabla B/02 – 12</w:t>
+              <w:t>Note B124: Cuadrado del ángulo de desviación del nadir contabilizado a partir de parámetros derivados en forma de onda Ku, unidad 10 –4 grado2, valor mínimo común 0, valor común 900. I.2 – BUFR/CREX Tabla B/02 – 12</w:t>
             </w:r>
           </w:p>
         </w:tc>
@@ -33484,7 +33484,7 @@
           <w:i/>
           <w:sz w:val="14"/>
         </w:rPr>
-        <w:t>Note 121: En relación con determinados elementos de esta clase, pueden consignarse algunas indicaciones sobre la precisión prevista.</w:t>
+        <w:t>Note B121: En relación con determinados elementos de esta clase, pueden consignarse algunas indicaciones sobre la precisión prevista.</w:t>
       </w:r>
     </w:p>
     <w:p>
@@ -33494,7 +33494,7 @@
           <w:i/>
           <w:sz w:val="14"/>
         </w:rPr>
-        <w:t>Note 155: Esta clase también puede contener elementos relativos a los procedimientos de observación.</w:t>
+        <w:t>Note B155: Esta clase también puede contener elementos relativos a los procedimientos de observación.</w:t>
       </w:r>
     </w:p>
     <w:p>
@@ -33504,7 +33504,7 @@
           <w:i/>
           <w:sz w:val="14"/>
         </w:rPr>
-        <w:t>Note 156: Esta clase incluirá elementos que describen los instrumentos que se utilizan para obtener los elementos meteorológicos transmitidos.</w:t>
+        <w:t>Note B156: Esta clase incluirá elementos que describen los instrumentos que se utilizan para obtener los elementos meteorológicos transmitidos.</w:t>
       </w:r>
     </w:p>
     <w:sectPr>
